--- a/docs/技术方案.docx
+++ b/docs/技术方案.docx
@@ -673,7 +673,7 @@
       <w:r>
         <w:drawing>
           <wp:inline>
-            <wp:extent cx="5334000" cy="2900605"/>
+            <wp:extent cx="5334000" cy="3035455"/>
             <wp:effectExtent b="0" l="0" r="0" t="0"/>
             <wp:docPr descr="骨干 → 颈部（红圈：接入 P2）→ 检测头" title="" id="16" name="Picture"/>
             <a:graphic>
@@ -694,7 +694,7 @@
                   <pic:spPr bwMode="auto">
                     <a:xfrm>
                       <a:off x="0" y="0"/>
-                      <a:ext cx="5334000" cy="2900605"/>
+                      <a:ext cx="5334000" cy="3035455"/>
                     </a:xfrm>
                     <a:prstGeom prst="rect">
                       <a:avLst/>
